--- a/9-交付管理/运行记录类文件/090202-科捷智能青岛总部项目会议系统-巡检记录表.docx
+++ b/9-交付管理/运行记录类文件/090202-科捷智能青岛总部项目会议系统-巡检记录表.docx
@@ -12,17 +12,6 @@
           <w:szCs w:val="19"/>
         </w:rPr>
       </w:pPr>
-      <w:r>
-        <w:rPr>
-          <w:rFonts w:ascii="Microsoft JhengHei" w:hAnsi="Microsoft JhengHei" w:eastAsia="Microsoft JhengHei" w:cs="Microsoft JhengHei"/>
-          <w:color w:val="333333"/>
-          <w:spacing w:val="-8"/>
-          <w:position w:val="3"/>
-          <w:sz w:val="19"/>
-          <w:szCs w:val="19"/>
-        </w:rPr>
-        <w:t>1.</w:t>
-      </w:r>
     </w:p>
     <w:p>
       <w:pPr>
@@ -358,21 +347,13 @@
       </w:r>
       <w:r>
         <w:rPr>
-          <w:b/>
-          <w:bCs/>
-          <w:color w:val="333333"/>
-          <w:spacing w:val="29"/>
-          <w:w w:val="101"/>
-        </w:rPr>
-        <w:t xml:space="preserve"> </w:t>
-      </w:r>
-      <w:r>
-        <w:rPr>
           <w:color w:val="333333"/>
           <w:spacing w:val="-2"/>
         </w:rPr>
-        <w:t>。日常巡检 。周检 。月检 。专项检查（会前保障）</w:t>
-      </w:r>
+        <w:t>日常巡检 。周检 。月检 。专项检查（会前保障）</w:t>
+      </w:r>
+      <w:bookmarkStart w:id="0" w:name="_GoBack"/>
+      <w:bookmarkEnd w:id="0"/>
     </w:p>
     <w:p>
       <w:pPr>
@@ -524,20 +505,10 @@
       </w:r>
       <w:r>
         <w:rPr>
-          <w:b/>
-          <w:bCs/>
-          <w:color w:val="333333"/>
-          <w:spacing w:val="17"/>
-          <w:w w:val="101"/>
-        </w:rPr>
-        <w:t xml:space="preserve"> </w:t>
-      </w:r>
-      <w:r>
-        <w:rPr>
           <w:color w:val="333333"/>
           <w:spacing w:val="-1"/>
         </w:rPr>
-        <w:t>。全部会议室 。</w:t>
+        <w:t>全部会议室 。</w:t>
       </w:r>
       <w:r>
         <w:rPr>
@@ -622,6 +593,12 @@
             <w:insideH w:val="single" w:color="DFE2E5" w:sz="6" w:space="0"/>
             <w:insideV w:val="single" w:color="DFE2E5" w:sz="6" w:space="0"/>
           </w:tblBorders>
+          <w:tblCellMar>
+            <w:top w:w="0" w:type="dxa"/>
+            <w:left w:w="0" w:type="dxa"/>
+            <w:bottom w:w="0" w:type="dxa"/>
+            <w:right w:w="0" w:type="dxa"/>
+          </w:tblCellMar>
         </w:tblPrEx>
         <w:trPr>
           <w:trHeight w:val="787" w:hRule="atLeast"/>
@@ -2550,7 +2527,7 @@
     <w:lsdException w:unhideWhenUsed="0" w:uiPriority="0" w:semiHidden="0" w:name="HTML Sample"/>
     <w:lsdException w:unhideWhenUsed="0" w:uiPriority="0" w:semiHidden="0" w:name="HTML Typewriter"/>
     <w:lsdException w:unhideWhenUsed="0" w:uiPriority="0" w:semiHidden="0" w:name="HTML Variable"/>
-    <w:lsdException w:unhideWhenUsed="0" w:uiPriority="0" w:name="Normal Table"/>
+    <w:lsdException w:qFormat="1" w:unhideWhenUsed="0" w:uiPriority="0" w:name="Normal Table"/>
     <w:lsdException w:unhideWhenUsed="0" w:uiPriority="0" w:semiHidden="0" w:name="annotation subject"/>
     <w:lsdException w:unhideWhenUsed="0" w:uiPriority="0" w:semiHidden="0" w:name="Table Simple 1"/>
     <w:lsdException w:unhideWhenUsed="0" w:uiPriority="0" w:semiHidden="0" w:name="Table Simple 2"/>
@@ -2730,6 +2707,7 @@
   <w:style w:type="table" w:default="1" w:styleId="3">
     <w:name w:val="Normal Table"/>
     <w:semiHidden/>
+    <w:qFormat/>
     <w:uiPriority w:val="0"/>
     <w:tblPr>
       <w:tblCellMar>
